--- a/public/assets/files/niestacjonarne/MAD2.docx
+++ b/public/assets/files/niestacjonarne/MAD2.docx
@@ -144,7 +144,7 @@
                 <w:i w:val="0"/>
                 <w:sz w:val="22"/>
               </w:rPr>
-              <w:t>19.02.2026</w:t>
+              <w:t>16.03.2026</w:t>
             </w:r>
           </w:p>
         </w:tc>
@@ -660,7 +660,7 @@
                 <w:i w:val="0"/>
                 <w:sz w:val="22"/>
               </w:rPr>
-              <w:t>dr Elżbieta Puźniakowska-Gałuch</w:t>
+              <w:t>dr Magdalena Lemańska</w:t>
             </w:r>
           </w:p>
         </w:tc>
@@ -1944,7 +1944,7 @@
                 <w:i w:val="0"/>
                 <w:sz w:val="22"/>
               </w:rPr>
-              <w:t>Podstawy logiki.</w:t>
+              <w:t>Algebra Boole’a oraz funkcje i sieci boolowskie.</w:t>
             </w:r>
           </w:p>
         </w:tc>
@@ -1984,7 +1984,7 @@
                 <w:i w:val="0"/>
                 <w:sz w:val="22"/>
               </w:rPr>
-              <w:t>Podstawy teorii mnogości.</w:t>
+              <w:t>Arytmetyka modulo.</w:t>
             </w:r>
           </w:p>
         </w:tc>
@@ -2024,7 +2024,7 @@
                 <w:i w:val="0"/>
                 <w:sz w:val="22"/>
               </w:rPr>
-              <w:t>Arytmetyka komputerowa.</w:t>
+              <w:t>Teoria liczb.</w:t>
             </w:r>
           </w:p>
         </w:tc>
@@ -2064,7 +2064,7 @@
                 <w:i w:val="0"/>
                 <w:sz w:val="22"/>
               </w:rPr>
-              <w:t>Kombinatoryka.</w:t>
+              <w:t>Stosy, kolejki, drzewa.</w:t>
             </w:r>
           </w:p>
         </w:tc>
@@ -2086,206 +2086,6 @@
                 <w:sz w:val="22"/>
               </w:rPr>
               <w:t>5.</w:t>
-            </w:r>
-          </w:p>
-        </w:tc>
-        <w:tc>
-          <w:tcPr>
-            <w:tcW w:type="dxa" w:w="8788"/>
-          </w:tcPr>
-          <w:p>
-            <w:pPr>
-              <w:spacing w:before="20" w:after="20"/>
-            </w:pPr>
-            <w:r>
-              <w:rPr>
-                <w:rFonts w:ascii="Aptos" w:hAnsi="Aptos"/>
-                <w:b w:val="0"/>
-                <w:i w:val="0"/>
-                <w:sz w:val="22"/>
-              </w:rPr>
-              <w:t>Rachunek prawdopodobieństwa wraz ze zmiennymi losowymi.</w:t>
-            </w:r>
-          </w:p>
-        </w:tc>
-      </w:tr>
-      <w:tr>
-        <w:tc>
-          <w:tcPr>
-            <w:tcW w:type="dxa" w:w="680"/>
-          </w:tcPr>
-          <w:p>
-            <w:pPr>
-              <w:spacing w:before="20" w:after="20"/>
-            </w:pPr>
-            <w:r>
-              <w:rPr>
-                <w:rFonts w:ascii="Aptos" w:hAnsi="Aptos"/>
-                <w:b w:val="0"/>
-                <w:i w:val="0"/>
-                <w:sz w:val="22"/>
-              </w:rPr>
-              <w:t>6.</w:t>
-            </w:r>
-          </w:p>
-        </w:tc>
-        <w:tc>
-          <w:tcPr>
-            <w:tcW w:type="dxa" w:w="8788"/>
-          </w:tcPr>
-          <w:p>
-            <w:pPr>
-              <w:spacing w:before="20" w:after="20"/>
-            </w:pPr>
-            <w:r>
-              <w:rPr>
-                <w:rFonts w:ascii="Aptos" w:hAnsi="Aptos"/>
-                <w:b w:val="0"/>
-                <w:i w:val="0"/>
-                <w:sz w:val="22"/>
-              </w:rPr>
-              <w:t>Algebra Boole’a oraz funkcje i sieci boolowskie.</w:t>
-            </w:r>
-          </w:p>
-        </w:tc>
-      </w:tr>
-      <w:tr>
-        <w:tc>
-          <w:tcPr>
-            <w:tcW w:type="dxa" w:w="680"/>
-          </w:tcPr>
-          <w:p>
-            <w:pPr>
-              <w:spacing w:before="20" w:after="20"/>
-            </w:pPr>
-            <w:r>
-              <w:rPr>
-                <w:rFonts w:ascii="Aptos" w:hAnsi="Aptos"/>
-                <w:b w:val="0"/>
-                <w:i w:val="0"/>
-                <w:sz w:val="22"/>
-              </w:rPr>
-              <w:t>7.</w:t>
-            </w:r>
-          </w:p>
-        </w:tc>
-        <w:tc>
-          <w:tcPr>
-            <w:tcW w:type="dxa" w:w="8788"/>
-          </w:tcPr>
-          <w:p>
-            <w:pPr>
-              <w:spacing w:before="20" w:after="20"/>
-            </w:pPr>
-            <w:r>
-              <w:rPr>
-                <w:rFonts w:ascii="Aptos" w:hAnsi="Aptos"/>
-                <w:b w:val="0"/>
-                <w:i w:val="0"/>
-                <w:sz w:val="22"/>
-              </w:rPr>
-              <w:t>Arytmetyka modulo.</w:t>
-            </w:r>
-          </w:p>
-        </w:tc>
-      </w:tr>
-      <w:tr>
-        <w:tc>
-          <w:tcPr>
-            <w:tcW w:type="dxa" w:w="680"/>
-          </w:tcPr>
-          <w:p>
-            <w:pPr>
-              <w:spacing w:before="20" w:after="20"/>
-            </w:pPr>
-            <w:r>
-              <w:rPr>
-                <w:rFonts w:ascii="Aptos" w:hAnsi="Aptos"/>
-                <w:b w:val="0"/>
-                <w:i w:val="0"/>
-                <w:sz w:val="22"/>
-              </w:rPr>
-              <w:t>8.</w:t>
-            </w:r>
-          </w:p>
-        </w:tc>
-        <w:tc>
-          <w:tcPr>
-            <w:tcW w:type="dxa" w:w="8788"/>
-          </w:tcPr>
-          <w:p>
-            <w:pPr>
-              <w:spacing w:before="20" w:after="20"/>
-            </w:pPr>
-            <w:r>
-              <w:rPr>
-                <w:rFonts w:ascii="Aptos" w:hAnsi="Aptos"/>
-                <w:b w:val="0"/>
-                <w:i w:val="0"/>
-                <w:sz w:val="22"/>
-              </w:rPr>
-              <w:t>Teoria liczb.</w:t>
-            </w:r>
-          </w:p>
-        </w:tc>
-      </w:tr>
-      <w:tr>
-        <w:tc>
-          <w:tcPr>
-            <w:tcW w:type="dxa" w:w="680"/>
-          </w:tcPr>
-          <w:p>
-            <w:pPr>
-              <w:spacing w:before="20" w:after="20"/>
-            </w:pPr>
-            <w:r>
-              <w:rPr>
-                <w:rFonts w:ascii="Aptos" w:hAnsi="Aptos"/>
-                <w:b w:val="0"/>
-                <w:i w:val="0"/>
-                <w:sz w:val="22"/>
-              </w:rPr>
-              <w:t>9.</w:t>
-            </w:r>
-          </w:p>
-        </w:tc>
-        <w:tc>
-          <w:tcPr>
-            <w:tcW w:type="dxa" w:w="8788"/>
-          </w:tcPr>
-          <w:p>
-            <w:pPr>
-              <w:spacing w:before="20" w:after="20"/>
-            </w:pPr>
-            <w:r>
-              <w:rPr>
-                <w:rFonts w:ascii="Aptos" w:hAnsi="Aptos"/>
-                <w:b w:val="0"/>
-                <w:i w:val="0"/>
-                <w:sz w:val="22"/>
-              </w:rPr>
-              <w:t>Stosy, kolejki, drzewa.</w:t>
-            </w:r>
-          </w:p>
-        </w:tc>
-      </w:tr>
-      <w:tr>
-        <w:tc>
-          <w:tcPr>
-            <w:tcW w:type="dxa" w:w="680"/>
-          </w:tcPr>
-          <w:p>
-            <w:pPr>
-              <w:spacing w:before="20" w:after="20"/>
-            </w:pPr>
-            <w:r>
-              <w:rPr>
-                <w:rFonts w:ascii="Aptos" w:hAnsi="Aptos"/>
-                <w:b w:val="0"/>
-                <w:i w:val="0"/>
-                <w:sz w:val="22"/>
-              </w:rPr>
-              <w:t>10.</w:t>
             </w:r>
           </w:p>
         </w:tc>

--- a/public/assets/files/niestacjonarne/MAD2.docx
+++ b/public/assets/files/niestacjonarne/MAD2.docx
@@ -315,7 +315,7 @@
                 <w:i w:val="0"/>
                 <w:sz w:val="22"/>
               </w:rPr>
-              <w:t>3</w:t>
+              <w:t>4</w:t>
             </w:r>
           </w:p>
         </w:tc>
@@ -1093,7 +1093,7 @@
                 <w:i w:val="0"/>
                 <w:sz w:val="22"/>
               </w:rPr>
-              <w:t>51</w:t>
+              <w:t>76</w:t>
             </w:r>
           </w:p>
         </w:tc>
@@ -1113,7 +1113,7 @@
                 <w:i w:val="0"/>
                 <w:sz w:val="22"/>
               </w:rPr>
-              <w:t>2.0</w:t>
+              <w:t>3.0</w:t>
             </w:r>
           </w:p>
         </w:tc>
